--- a/docs/acceptance-test/per-user/24-hr.staff.docx
+++ b/docs/acceptance-test/per-user/24-hr.staff.docx
@@ -117,7 +117,7 @@
           <w:sz w:val="18"/>
           <w:szCs w:val="18"/>
         </w:rPr>
-        <w:t xml:space="preserve">  ·  11 checks</w:t>
+        <w:t xml:space="preserve">  ·  13 checks</w:t>
       </w:r>
     </w:p>
     <w:tbl>
@@ -3387,6 +3387,528 @@
                 <w:szCs w:val="19"/>
               </w:rPr>
               <w:t xml:space="preserve">No inventory, sales, cost or franchise payroll.</w:t>
+            </w:r>
+          </w:p>
+        </w:tc>
+        <w:tc>
+          <w:tcPr>
+            <w:tcW w:type="dxa" w:w="620"/>
+            <w:tcBorders>
+              <w:top w:val="single" w:color="C9D0DC" w:sz="4"/>
+              <w:left w:val="single" w:color="C9D0DC" w:sz="4"/>
+              <w:bottom w:val="single" w:color="C9D0DC" w:sz="4"/>
+              <w:right w:val="single" w:color="C9D0DC" w:sz="4"/>
+            </w:tcBorders>
+            <w:tcMar>
+              <w:top w:type="dxa" w:w="70"/>
+              <w:left w:type="dxa" w:w="100"/>
+              <w:bottom w:type="dxa" w:w="70"/>
+              <w:right w:type="dxa" w:w="100"/>
+            </w:tcMar>
+            <w:vAlign w:val="center"/>
+          </w:tcPr>
+          <w:p>
+            <w:pPr>
+              <w:spacing w:after="0" w:before="0" w:line="264"/>
+              <w:jc w:val="center"/>
+            </w:pPr>
+            <w:r>
+              <w:rPr>
+                <w:rFonts w:ascii="Arial" w:cs="Arial" w:eastAsia="Arial" w:hAnsi="Arial"/>
+                <w:sz w:val="30"/>
+                <w:szCs w:val="30"/>
+              </w:rPr>
+              <w:t xml:space="preserve">☐</w:t>
+            </w:r>
+          </w:p>
+        </w:tc>
+        <w:tc>
+          <w:tcPr>
+            <w:tcW w:type="dxa" w:w="620"/>
+            <w:tcBorders>
+              <w:top w:val="single" w:color="C9D0DC" w:sz="4"/>
+              <w:left w:val="single" w:color="C9D0DC" w:sz="4"/>
+              <w:bottom w:val="single" w:color="C9D0DC" w:sz="4"/>
+              <w:right w:val="single" w:color="C9D0DC" w:sz="4"/>
+            </w:tcBorders>
+            <w:tcMar>
+              <w:top w:type="dxa" w:w="70"/>
+              <w:left w:type="dxa" w:w="100"/>
+              <w:bottom w:type="dxa" w:w="70"/>
+              <w:right w:type="dxa" w:w="100"/>
+            </w:tcMar>
+            <w:vAlign w:val="center"/>
+          </w:tcPr>
+          <w:p>
+            <w:pPr>
+              <w:spacing w:after="0" w:before="0" w:line="264"/>
+              <w:jc w:val="center"/>
+            </w:pPr>
+            <w:r>
+              <w:rPr>
+                <w:rFonts w:ascii="Arial" w:cs="Arial" w:eastAsia="Arial" w:hAnsi="Arial"/>
+                <w:sz w:val="30"/>
+                <w:szCs w:val="30"/>
+              </w:rPr>
+              <w:t xml:space="preserve">☐</w:t>
+            </w:r>
+          </w:p>
+        </w:tc>
+        <w:tc>
+          <w:tcPr>
+            <w:tcW w:type="dxa" w:w="620"/>
+            <w:tcBorders>
+              <w:top w:val="single" w:color="C9D0DC" w:sz="4"/>
+              <w:left w:val="single" w:color="C9D0DC" w:sz="4"/>
+              <w:bottom w:val="single" w:color="C9D0DC" w:sz="4"/>
+              <w:right w:val="single" w:color="C9D0DC" w:sz="4"/>
+            </w:tcBorders>
+            <w:tcMar>
+              <w:top w:type="dxa" w:w="70"/>
+              <w:left w:type="dxa" w:w="100"/>
+              <w:bottom w:type="dxa" w:w="70"/>
+              <w:right w:type="dxa" w:w="100"/>
+            </w:tcMar>
+            <w:vAlign w:val="center"/>
+          </w:tcPr>
+          <w:p>
+            <w:pPr>
+              <w:spacing w:after="0" w:before="0" w:line="264"/>
+              <w:jc w:val="center"/>
+            </w:pPr>
+            <w:r>
+              <w:rPr>
+                <w:rFonts w:ascii="Arial" w:cs="Arial" w:eastAsia="Arial" w:hAnsi="Arial"/>
+                <w:sz w:val="30"/>
+                <w:szCs w:val="30"/>
+              </w:rPr>
+              <w:t xml:space="preserve">☐</w:t>
+            </w:r>
+          </w:p>
+        </w:tc>
+        <w:tc>
+          <w:tcPr>
+            <w:tcW w:type="dxa" w:w="2040"/>
+            <w:tcBorders>
+              <w:top w:val="single" w:color="C9D0DC" w:sz="4"/>
+              <w:left w:val="single" w:color="C9D0DC" w:sz="4"/>
+              <w:bottom w:val="single" w:color="C9D0DC" w:sz="4"/>
+              <w:right w:val="single" w:color="C9D0DC" w:sz="4"/>
+            </w:tcBorders>
+            <w:tcMar>
+              <w:top w:type="dxa" w:w="70"/>
+              <w:left w:type="dxa" w:w="100"/>
+              <w:bottom w:type="dxa" w:w="70"/>
+              <w:right w:type="dxa" w:w="100"/>
+            </w:tcMar>
+            <w:vAlign w:val="top"/>
+          </w:tcPr>
+          <w:p>
+            <w:pPr>
+              <w:spacing w:after="0" w:before="0" w:line="264"/>
+            </w:pPr>
+            <w:r>
+              <w:rPr>
+                <w:rFonts w:ascii="Arial" w:cs="Arial" w:eastAsia="Arial" w:hAnsi="Arial"/>
+                <w:sz w:val="19"/>
+                <w:szCs w:val="19"/>
+              </w:rPr>
+              <w:t xml:space="preserve"> </w:t>
+            </w:r>
+          </w:p>
+        </w:tc>
+      </w:tr>
+      <w:tr>
+        <w:trPr>
+          <w:cantSplit/>
+        </w:trPr>
+        <w:tc>
+          <w:tcPr>
+            <w:tcW w:type="dxa" w:w="860"/>
+            <w:tcBorders>
+              <w:top w:val="single" w:color="C9D0DC" w:sz="4"/>
+              <w:left w:val="single" w:color="C9D0DC" w:sz="4"/>
+              <w:bottom w:val="single" w:color="C9D0DC" w:sz="4"/>
+              <w:right w:val="single" w:color="C9D0DC" w:sz="4"/>
+            </w:tcBorders>
+            <w:tcMar>
+              <w:top w:type="dxa" w:w="70"/>
+              <w:left w:type="dxa" w:w="100"/>
+              <w:bottom w:type="dxa" w:w="70"/>
+              <w:right w:type="dxa" w:w="100"/>
+            </w:tcMar>
+            <w:vAlign w:val="top"/>
+          </w:tcPr>
+          <w:p>
+            <w:pPr>
+              <w:spacing w:after="0" w:before="0" w:line="264"/>
+            </w:pPr>
+            <w:r>
+              <w:rPr>
+                <w:rFonts w:ascii="Arial" w:cs="Arial" w:eastAsia="Arial" w:hAnsi="Arial"/>
+                <w:b/>
+                <w:bCs/>
+                <w:color w:val="5B6477"/>
+                <w:sz w:val="16"/>
+                <w:szCs w:val="16"/>
+              </w:rPr>
+              <w:t xml:space="preserve">HR-10</w:t>
+            </w:r>
+          </w:p>
+        </w:tc>
+        <w:tc>
+          <w:tcPr>
+            <w:tcW w:type="dxa" w:w="5480"/>
+            <w:tcBorders>
+              <w:top w:val="single" w:color="C9D0DC" w:sz="4"/>
+              <w:left w:val="single" w:color="C9D0DC" w:sz="4"/>
+              <w:bottom w:val="single" w:color="C9D0DC" w:sz="4"/>
+              <w:right w:val="single" w:color="C9D0DC" w:sz="4"/>
+            </w:tcBorders>
+            <w:tcMar>
+              <w:top w:type="dxa" w:w="70"/>
+              <w:left w:type="dxa" w:w="100"/>
+              <w:bottom w:type="dxa" w:w="70"/>
+              <w:right w:type="dxa" w:w="100"/>
+            </w:tcMar>
+            <w:vAlign w:val="top"/>
+          </w:tcPr>
+          <w:p>
+            <w:pPr>
+              <w:spacing w:after="40" w:before="0" w:line="264"/>
+            </w:pPr>
+            <w:r>
+              <w:rPr>
+                <w:rFonts w:ascii="Arial" w:cs="Arial" w:eastAsia="Arial" w:hAnsi="Arial"/>
+                <w:b/>
+                <w:bCs/>
+                <w:sz w:val="20"/>
+                <w:szCs w:val="20"/>
+              </w:rPr>
+              <w:t xml:space="preserve">Release form for the agent</w:t>
+            </w:r>
+          </w:p>
+          <w:p>
+            <w:pPr>
+              <w:spacing w:after="40" w:before="0" w:line="264"/>
+            </w:pPr>
+            <w:r>
+              <w:rPr>
+                <w:rFonts w:ascii="Arial" w:cs="Arial" w:eastAsia="Arial" w:hAnsi="Arial"/>
+                <w:i/>
+                <w:iCs/>
+                <w:color w:val="5B6477"/>
+                <w:sz w:val="15"/>
+                <w:szCs w:val="15"/>
+              </w:rPr>
+              <w:t xml:space="preserve">Flow F19 · Agent incentive</w:t>
+            </w:r>
+          </w:p>
+          <w:p>
+            <w:pPr>
+              <w:spacing w:after="20" w:before="0" w:line="264"/>
+            </w:pPr>
+            <w:r>
+              <w:rPr>
+                <w:rFonts w:ascii="Arial" w:cs="Arial" w:eastAsia="Arial" w:hAnsi="Arial"/>
+                <w:color w:val="5B6477"/>
+                <w:sz w:val="19"/>
+                <w:szCs w:val="19"/>
+              </w:rPr>
+              <w:t xml:space="preserve">1.  </w:t>
+            </w:r>
+            <w:r>
+              <w:rPr>
+                <w:rFonts w:ascii="Arial" w:cs="Arial" w:eastAsia="Arial" w:hAnsi="Arial"/>
+                <w:sz w:val="19"/>
+                <w:szCs w:val="19"/>
+              </w:rPr>
+              <w:t xml:space="preserve">Agent Incentives → the approved form → Print form → have the agent sign → Agent signed.</w:t>
+            </w:r>
+          </w:p>
+          <w:p>
+            <w:pPr>
+              <w:spacing w:after="0" w:before="60" w:line="264"/>
+            </w:pPr>
+            <w:r>
+              <w:rPr>
+                <w:rFonts w:ascii="Arial" w:cs="Arial" w:eastAsia="Arial" w:hAnsi="Arial"/>
+                <w:b/>
+                <w:bCs/>
+                <w:color w:val="0B1F3A"/>
+                <w:sz w:val="19"/>
+                <w:szCs w:val="19"/>
+              </w:rPr>
+              <w:t xml:space="preserve">You should see: </w:t>
+            </w:r>
+            <w:r>
+              <w:rPr>
+                <w:rFonts w:ascii="Arial" w:cs="Arial" w:eastAsia="Arial" w:hAnsi="Arial"/>
+                <w:sz w:val="19"/>
+                <w:szCs w:val="19"/>
+              </w:rPr>
+              <w:t xml:space="preserve">The form shows the agent, month, total sales and incentive with signature lines. Accounting is told it is ready to release.</w:t>
+            </w:r>
+          </w:p>
+        </w:tc>
+        <w:tc>
+          <w:tcPr>
+            <w:tcW w:type="dxa" w:w="620"/>
+            <w:tcBorders>
+              <w:top w:val="single" w:color="C9D0DC" w:sz="4"/>
+              <w:left w:val="single" w:color="C9D0DC" w:sz="4"/>
+              <w:bottom w:val="single" w:color="C9D0DC" w:sz="4"/>
+              <w:right w:val="single" w:color="C9D0DC" w:sz="4"/>
+            </w:tcBorders>
+            <w:tcMar>
+              <w:top w:type="dxa" w:w="70"/>
+              <w:left w:type="dxa" w:w="100"/>
+              <w:bottom w:type="dxa" w:w="70"/>
+              <w:right w:type="dxa" w:w="100"/>
+            </w:tcMar>
+            <w:vAlign w:val="center"/>
+          </w:tcPr>
+          <w:p>
+            <w:pPr>
+              <w:spacing w:after="0" w:before="0" w:line="264"/>
+              <w:jc w:val="center"/>
+            </w:pPr>
+            <w:r>
+              <w:rPr>
+                <w:rFonts w:ascii="Arial" w:cs="Arial" w:eastAsia="Arial" w:hAnsi="Arial"/>
+                <w:sz w:val="30"/>
+                <w:szCs w:val="30"/>
+              </w:rPr>
+              <w:t xml:space="preserve">☐</w:t>
+            </w:r>
+          </w:p>
+        </w:tc>
+        <w:tc>
+          <w:tcPr>
+            <w:tcW w:type="dxa" w:w="620"/>
+            <w:tcBorders>
+              <w:top w:val="single" w:color="C9D0DC" w:sz="4"/>
+              <w:left w:val="single" w:color="C9D0DC" w:sz="4"/>
+              <w:bottom w:val="single" w:color="C9D0DC" w:sz="4"/>
+              <w:right w:val="single" w:color="C9D0DC" w:sz="4"/>
+            </w:tcBorders>
+            <w:tcMar>
+              <w:top w:type="dxa" w:w="70"/>
+              <w:left w:type="dxa" w:w="100"/>
+              <w:bottom w:type="dxa" w:w="70"/>
+              <w:right w:type="dxa" w:w="100"/>
+            </w:tcMar>
+            <w:vAlign w:val="center"/>
+          </w:tcPr>
+          <w:p>
+            <w:pPr>
+              <w:spacing w:after="0" w:before="0" w:line="264"/>
+              <w:jc w:val="center"/>
+            </w:pPr>
+            <w:r>
+              <w:rPr>
+                <w:rFonts w:ascii="Arial" w:cs="Arial" w:eastAsia="Arial" w:hAnsi="Arial"/>
+                <w:sz w:val="30"/>
+                <w:szCs w:val="30"/>
+              </w:rPr>
+              <w:t xml:space="preserve">☐</w:t>
+            </w:r>
+          </w:p>
+        </w:tc>
+        <w:tc>
+          <w:tcPr>
+            <w:tcW w:type="dxa" w:w="620"/>
+            <w:tcBorders>
+              <w:top w:val="single" w:color="C9D0DC" w:sz="4"/>
+              <w:left w:val="single" w:color="C9D0DC" w:sz="4"/>
+              <w:bottom w:val="single" w:color="C9D0DC" w:sz="4"/>
+              <w:right w:val="single" w:color="C9D0DC" w:sz="4"/>
+            </w:tcBorders>
+            <w:tcMar>
+              <w:top w:type="dxa" w:w="70"/>
+              <w:left w:type="dxa" w:w="100"/>
+              <w:bottom w:type="dxa" w:w="70"/>
+              <w:right w:type="dxa" w:w="100"/>
+            </w:tcMar>
+            <w:vAlign w:val="center"/>
+          </w:tcPr>
+          <w:p>
+            <w:pPr>
+              <w:spacing w:after="0" w:before="0" w:line="264"/>
+              <w:jc w:val="center"/>
+            </w:pPr>
+            <w:r>
+              <w:rPr>
+                <w:rFonts w:ascii="Arial" w:cs="Arial" w:eastAsia="Arial" w:hAnsi="Arial"/>
+                <w:sz w:val="30"/>
+                <w:szCs w:val="30"/>
+              </w:rPr>
+              <w:t xml:space="preserve">☐</w:t>
+            </w:r>
+          </w:p>
+        </w:tc>
+        <w:tc>
+          <w:tcPr>
+            <w:tcW w:type="dxa" w:w="2040"/>
+            <w:tcBorders>
+              <w:top w:val="single" w:color="C9D0DC" w:sz="4"/>
+              <w:left w:val="single" w:color="C9D0DC" w:sz="4"/>
+              <w:bottom w:val="single" w:color="C9D0DC" w:sz="4"/>
+              <w:right w:val="single" w:color="C9D0DC" w:sz="4"/>
+            </w:tcBorders>
+            <w:tcMar>
+              <w:top w:type="dxa" w:w="70"/>
+              <w:left w:type="dxa" w:w="100"/>
+              <w:bottom w:type="dxa" w:w="70"/>
+              <w:right w:type="dxa" w:w="100"/>
+            </w:tcMar>
+            <w:vAlign w:val="top"/>
+          </w:tcPr>
+          <w:p>
+            <w:pPr>
+              <w:spacing w:after="0" w:before="0" w:line="264"/>
+            </w:pPr>
+            <w:r>
+              <w:rPr>
+                <w:rFonts w:ascii="Arial" w:cs="Arial" w:eastAsia="Arial" w:hAnsi="Arial"/>
+                <w:sz w:val="19"/>
+                <w:szCs w:val="19"/>
+              </w:rPr>
+              <w:t xml:space="preserve"> </w:t>
+            </w:r>
+          </w:p>
+        </w:tc>
+      </w:tr>
+      <w:tr>
+        <w:trPr>
+          <w:cantSplit/>
+        </w:trPr>
+        <w:tc>
+          <w:tcPr>
+            <w:tcW w:type="dxa" w:w="860"/>
+            <w:tcBorders>
+              <w:top w:val="single" w:color="C9D0DC" w:sz="4"/>
+              <w:left w:val="single" w:color="C9D0DC" w:sz="4"/>
+              <w:bottom w:val="single" w:color="C9D0DC" w:sz="4"/>
+              <w:right w:val="single" w:color="C9D0DC" w:sz="4"/>
+            </w:tcBorders>
+            <w:tcMar>
+              <w:top w:type="dxa" w:w="70"/>
+              <w:left w:type="dxa" w:w="100"/>
+              <w:bottom w:type="dxa" w:w="70"/>
+              <w:right w:type="dxa" w:w="100"/>
+            </w:tcMar>
+            <w:vAlign w:val="top"/>
+          </w:tcPr>
+          <w:p>
+            <w:pPr>
+              <w:spacing w:after="0" w:before="0" w:line="264"/>
+            </w:pPr>
+            <w:r>
+              <w:rPr>
+                <w:rFonts w:ascii="Arial" w:cs="Arial" w:eastAsia="Arial" w:hAnsi="Arial"/>
+                <w:b/>
+                <w:bCs/>
+                <w:color w:val="5B6477"/>
+                <w:sz w:val="16"/>
+                <w:szCs w:val="16"/>
+              </w:rPr>
+              <w:t xml:space="preserve">HR-11</w:t>
+            </w:r>
+          </w:p>
+        </w:tc>
+        <w:tc>
+          <w:tcPr>
+            <w:tcW w:type="dxa" w:w="5480"/>
+            <w:tcBorders>
+              <w:top w:val="single" w:color="C9D0DC" w:sz="4"/>
+              <w:left w:val="single" w:color="C9D0DC" w:sz="4"/>
+              <w:bottom w:val="single" w:color="C9D0DC" w:sz="4"/>
+              <w:right w:val="single" w:color="C9D0DC" w:sz="4"/>
+            </w:tcBorders>
+            <w:tcMar>
+              <w:top w:type="dxa" w:w="70"/>
+              <w:left w:type="dxa" w:w="100"/>
+              <w:bottom w:type="dxa" w:w="70"/>
+              <w:right w:type="dxa" w:w="100"/>
+            </w:tcMar>
+            <w:vAlign w:val="top"/>
+          </w:tcPr>
+          <w:p>
+            <w:pPr>
+              <w:spacing w:after="40" w:before="0" w:line="264"/>
+            </w:pPr>
+            <w:r>
+              <w:rPr>
+                <w:rFonts w:ascii="Arial" w:cs="Arial" w:eastAsia="Arial" w:hAnsi="Arial"/>
+                <w:b/>
+                <w:bCs/>
+                <w:sz w:val="20"/>
+                <w:szCs w:val="20"/>
+              </w:rPr>
+              <w:t xml:space="preserve">Post-close edits flagged</w:t>
+            </w:r>
+          </w:p>
+          <w:p>
+            <w:pPr>
+              <w:spacing w:after="40" w:before="0" w:line="264"/>
+            </w:pPr>
+            <w:r>
+              <w:rPr>
+                <w:rFonts w:ascii="Arial" w:cs="Arial" w:eastAsia="Arial" w:hAnsi="Arial"/>
+                <w:i/>
+                <w:iCs/>
+                <w:color w:val="5B6477"/>
+                <w:sz w:val="15"/>
+                <w:szCs w:val="15"/>
+              </w:rPr>
+              <w:t xml:space="preserve">Flow F20 · Changing a closed day</w:t>
+            </w:r>
+          </w:p>
+          <w:p>
+            <w:pPr>
+              <w:spacing w:after="20" w:before="0" w:line="264"/>
+            </w:pPr>
+            <w:r>
+              <w:rPr>
+                <w:rFonts w:ascii="Arial" w:cs="Arial" w:eastAsia="Arial" w:hAnsi="Arial"/>
+                <w:color w:val="5B6477"/>
+                <w:sz w:val="19"/>
+                <w:szCs w:val="19"/>
+              </w:rPr>
+              <w:t xml:space="preserve">1.  </w:t>
+            </w:r>
+            <w:r>
+              <w:rPr>
+                <w:rFonts w:ascii="Arial" w:cs="Arial" w:eastAsia="Arial" w:hAnsi="Arial"/>
+                <w:sz w:val="19"/>
+                <w:szCs w:val="19"/>
+              </w:rPr>
+              <w:t xml:space="preserve">After a branch person sends three post-close edits in the month, open HR Notices.</w:t>
+            </w:r>
+          </w:p>
+          <w:p>
+            <w:pPr>
+              <w:spacing w:after="0" w:before="60" w:line="264"/>
+            </w:pPr>
+            <w:r>
+              <w:rPr>
+                <w:rFonts w:ascii="Arial" w:cs="Arial" w:eastAsia="Arial" w:hAnsi="Arial"/>
+                <w:b/>
+                <w:bCs/>
+                <w:color w:val="0B1F3A"/>
+                <w:sz w:val="19"/>
+                <w:szCs w:val="19"/>
+              </w:rPr>
+              <w:t xml:space="preserve">You should see: </w:t>
+            </w:r>
+            <w:r>
+              <w:rPr>
+                <w:rFonts w:ascii="Arial" w:cs="Arial" w:eastAsia="Arial" w:hAnsi="Arial"/>
+                <w:sz w:val="19"/>
+                <w:szCs w:val="19"/>
+              </w:rPr>
+              <w:t xml:space="preserve">One notice for the person lists each edit and reason; at three it is red with 'Refer to the Owner'.</w:t>
             </w:r>
           </w:p>
         </w:tc>
@@ -3590,7 +4112,7 @@
                 <w:sz w:val="17"/>
                 <w:szCs w:val="17"/>
               </w:rPr>
-              <w:t xml:space="preserve">Passed (of 11)</w:t>
+              <w:t xml:space="preserve">Passed (of 13)</w:t>
             </w:r>
           </w:p>
         </w:tc>
